--- a/Planeamiento y Documentación de Proyecto.docx
+++ b/Planeamiento y Documentación de Proyecto.docx
@@ -261,6 +261,126 @@
           <w:numId w:val="1"/>
         </w:numPr>
         <w:ind w:left="2160" w:hanging="360"/>
+        <w:rPr>
+          <w:u w:val="none"/>
+        </w:rPr>
+      </w:pPr>
+      <w:r>
+        <w:rPr>
+          <w:rtl w:val="0"/>
+        </w:rPr>
+        <w:t xml:space="preserve">Variables</w:t>
+      </w:r>
+    </w:p>
+    <w:p>
+      <w:pPr>
+        <w:numPr>
+          <w:ilvl w:val="3"/>
+          <w:numId w:val="1"/>
+        </w:numPr>
+        <w:ind w:left="2880" w:hanging="360"/>
+        <w:rPr>
+          <w:u w:val="none"/>
+        </w:rPr>
+      </w:pPr>
+      <w:r>
+        <w:rPr>
+          <w:rtl w:val="0"/>
+        </w:rPr>
+        <w:t xml:space="preserve">string nombre</w:t>
+      </w:r>
+    </w:p>
+    <w:p>
+      <w:pPr>
+        <w:numPr>
+          <w:ilvl w:val="3"/>
+          <w:numId w:val="1"/>
+        </w:numPr>
+        <w:ind w:left="2880" w:hanging="360"/>
+        <w:rPr>
+          <w:u w:val="none"/>
+        </w:rPr>
+      </w:pPr>
+      <w:r>
+        <w:rPr>
+          <w:rtl w:val="0"/>
+        </w:rPr>
+        <w:t xml:space="preserve">int ventanillas</w:t>
+      </w:r>
+    </w:p>
+    <w:p>
+      <w:pPr>
+        <w:numPr>
+          <w:ilvl w:val="3"/>
+          <w:numId w:val="1"/>
+        </w:numPr>
+        <w:ind w:left="2880" w:hanging="360"/>
+      </w:pPr>
+      <w:r>
+        <w:rPr>
+          <w:rtl w:val="0"/>
+        </w:rPr>
+        <w:t xml:space="preserve">string descripcion</w:t>
+      </w:r>
+    </w:p>
+    <w:p>
+      <w:pPr>
+        <w:numPr>
+          <w:ilvl w:val="3"/>
+          <w:numId w:val="1"/>
+        </w:numPr>
+        <w:ind w:left="2880" w:hanging="360"/>
+      </w:pPr>
+      <w:r>
+        <w:rPr>
+          <w:rtl w:val="0"/>
+        </w:rPr>
+        <w:t xml:space="preserve">string codigo</w:t>
+      </w:r>
+    </w:p>
+    <w:p>
+      <w:pPr>
+        <w:numPr>
+          <w:ilvl w:val="3"/>
+          <w:numId w:val="1"/>
+        </w:numPr>
+        <w:ind w:left="2880" w:hanging="360"/>
+        <w:rPr>
+          <w:u w:val="none"/>
+        </w:rPr>
+      </w:pPr>
+      <w:r>
+        <w:rPr>
+          <w:rtl w:val="0"/>
+        </w:rPr>
+        <w:t xml:space="preserve">priorityQueue tiquetes</w:t>
+      </w:r>
+    </w:p>
+    <w:p>
+      <w:pPr>
+        <w:numPr>
+          <w:ilvl w:val="3"/>
+          <w:numId w:val="1"/>
+        </w:numPr>
+        <w:ind w:left="2880" w:hanging="360"/>
+        <w:rPr>
+          <w:u w:val="none"/>
+        </w:rPr>
+      </w:pPr>
+      <w:r>
+        <w:rPr>
+          <w:rtl w:val="0"/>
+        </w:rPr>
+        <w:t xml:space="preserve">string tiqueteActual</w:t>
+      </w:r>
+    </w:p>
+    <w:p>
+      <w:pPr>
+        <w:numPr>
+          <w:ilvl w:val="2"/>
+          <w:numId w:val="1"/>
+        </w:numPr>
+        <w:ind w:left="2160" w:hanging="360"/>
       </w:pPr>
       <w:r>
         <w:rPr>
@@ -309,6 +429,42 @@
           <w:numId w:val="1"/>
         </w:numPr>
         <w:ind w:left="2160" w:hanging="360"/>
+        <w:rPr>
+          <w:u w:val="none"/>
+        </w:rPr>
+      </w:pPr>
+      <w:r>
+        <w:rPr>
+          <w:rtl w:val="0"/>
+        </w:rPr>
+        <w:t xml:space="preserve">Variables</w:t>
+      </w:r>
+    </w:p>
+    <w:p>
+      <w:pPr>
+        <w:numPr>
+          <w:ilvl w:val="3"/>
+          <w:numId w:val="1"/>
+        </w:numPr>
+        <w:ind w:left="2880" w:hanging="360"/>
+        <w:rPr>
+          <w:u w:val="none"/>
+        </w:rPr>
+      </w:pPr>
+      <w:r>
+        <w:rPr>
+          <w:rtl w:val="0"/>
+        </w:rPr>
+        <w:t xml:space="preserve">string nombre</w:t>
+      </w:r>
+    </w:p>
+    <w:p>
+      <w:pPr>
+        <w:numPr>
+          <w:ilvl w:val="2"/>
+          <w:numId w:val="1"/>
+        </w:numPr>
+        <w:ind w:left="2160" w:hanging="360"/>
       </w:pPr>
       <w:r>
         <w:rPr>
@@ -357,6 +513,114 @@
           <w:numId w:val="1"/>
         </w:numPr>
         <w:ind w:left="2160" w:hanging="360"/>
+        <w:rPr>
+          <w:u w:val="none"/>
+        </w:rPr>
+      </w:pPr>
+      <w:r>
+        <w:rPr>
+          <w:rtl w:val="0"/>
+        </w:rPr>
+        <w:t xml:space="preserve">Variables</w:t>
+      </w:r>
+    </w:p>
+    <w:p>
+      <w:pPr>
+        <w:numPr>
+          <w:ilvl w:val="3"/>
+          <w:numId w:val="1"/>
+        </w:numPr>
+        <w:ind w:left="2880" w:hanging="360"/>
+        <w:rPr>
+          <w:u w:val="none"/>
+        </w:rPr>
+      </w:pPr>
+      <w:r>
+        <w:rPr>
+          <w:rtl w:val="0"/>
+        </w:rPr>
+        <w:t xml:space="preserve">string area</w:t>
+      </w:r>
+    </w:p>
+    <w:p>
+      <w:pPr>
+        <w:numPr>
+          <w:ilvl w:val="3"/>
+          <w:numId w:val="1"/>
+        </w:numPr>
+        <w:ind w:left="2880" w:hanging="360"/>
+        <w:rPr>
+          <w:u w:val="none"/>
+        </w:rPr>
+      </w:pPr>
+      <w:r>
+        <w:rPr>
+          <w:rtl w:val="0"/>
+        </w:rPr>
+        <w:t xml:space="preserve">string nombre</w:t>
+      </w:r>
+    </w:p>
+    <w:p>
+      <w:pPr>
+        <w:numPr>
+          <w:ilvl w:val="3"/>
+          <w:numId w:val="1"/>
+        </w:numPr>
+        <w:ind w:left="2880" w:hanging="360"/>
+        <w:rPr>
+          <w:u w:val="none"/>
+        </w:rPr>
+      </w:pPr>
+      <w:r>
+        <w:rPr>
+          <w:rtl w:val="0"/>
+        </w:rPr>
+        <w:t xml:space="preserve">string descripcion </w:t>
+      </w:r>
+    </w:p>
+    <w:p>
+      <w:pPr>
+        <w:numPr>
+          <w:ilvl w:val="3"/>
+          <w:numId w:val="1"/>
+        </w:numPr>
+        <w:ind w:left="2880" w:hanging="360"/>
+        <w:rPr>
+          <w:u w:val="none"/>
+        </w:rPr>
+      </w:pPr>
+      <w:r>
+        <w:rPr>
+          <w:rtl w:val="0"/>
+        </w:rPr>
+        <w:t xml:space="preserve">int prioridad</w:t>
+      </w:r>
+    </w:p>
+    <w:p>
+      <w:pPr>
+        <w:numPr>
+          <w:ilvl w:val="3"/>
+          <w:numId w:val="1"/>
+        </w:numPr>
+        <w:ind w:left="2880" w:hanging="360"/>
+        <w:rPr>
+          <w:u w:val="none"/>
+        </w:rPr>
+      </w:pPr>
+      <w:r>
+        <w:rPr>
+          <w:rtl w:val="0"/>
+        </w:rPr>
+        <w:t xml:space="preserve">DlinkedList listaServicios</w:t>
+      </w:r>
+    </w:p>
+    <w:p>
+      <w:pPr>
+        <w:numPr>
+          <w:ilvl w:val="2"/>
+          <w:numId w:val="1"/>
+        </w:numPr>
+        <w:ind w:left="2160" w:hanging="360"/>
       </w:pPr>
       <w:r>
         <w:rPr>
@@ -396,6 +660,75 @@
           <w:rtl w:val="0"/>
         </w:rPr>
         <w:t xml:space="preserve">Usuario:</w:t>
+      </w:r>
+    </w:p>
+    <w:p>
+      <w:pPr>
+        <w:numPr>
+          <w:ilvl w:val="2"/>
+          <w:numId w:val="1"/>
+        </w:numPr>
+        <w:ind w:left="2160" w:hanging="360"/>
+        <w:rPr>
+          <w:u w:val="none"/>
+        </w:rPr>
+      </w:pPr>
+      <w:r>
+        <w:rPr>
+          <w:rtl w:val="0"/>
+        </w:rPr>
+        <w:t xml:space="preserve">Variables</w:t>
+      </w:r>
+    </w:p>
+    <w:p>
+      <w:pPr>
+        <w:numPr>
+          <w:ilvl w:val="3"/>
+          <w:numId w:val="1"/>
+        </w:numPr>
+        <w:ind w:left="2880" w:hanging="360"/>
+        <w:rPr>
+          <w:u w:val="none"/>
+        </w:rPr>
+      </w:pPr>
+      <w:r>
+        <w:rPr>
+          <w:rtl w:val="0"/>
+        </w:rPr>
+        <w:t xml:space="preserve">string descripcion</w:t>
+      </w:r>
+    </w:p>
+    <w:p>
+      <w:pPr>
+        <w:numPr>
+          <w:ilvl w:val="3"/>
+          <w:numId w:val="1"/>
+        </w:numPr>
+        <w:ind w:left="2880" w:hanging="360"/>
+      </w:pPr>
+      <w:r>
+        <w:rPr>
+          <w:rtl w:val="0"/>
+        </w:rPr>
+        <w:t xml:space="preserve">int prioridad</w:t>
+      </w:r>
+    </w:p>
+    <w:p>
+      <w:pPr>
+        <w:numPr>
+          <w:ilvl w:val="3"/>
+          <w:numId w:val="1"/>
+        </w:numPr>
+        <w:ind w:left="2880" w:hanging="360"/>
+        <w:rPr>
+          <w:u w:val="none"/>
+        </w:rPr>
+      </w:pPr>
+      <w:r>
+        <w:rPr>
+          <w:rtl w:val="0"/>
+        </w:rPr>
+        <w:t xml:space="preserve">priorityQueue lista usuarios</w:t>
       </w:r>
     </w:p>
     <w:p>

--- a/Planeamiento y Documentación de Proyecto.docx
+++ b/Planeamiento y Documentación de Proyecto.docx
@@ -107,7 +107,7 @@
         <w:rPr>
           <w:rtl w:val="0"/>
         </w:rPr>
-        <w:t xml:space="preserve">int consecutivo</w:t>
+        <w:t xml:space="preserve">int consecutivo (estatico)</w:t>
       </w:r>
     </w:p>
     <w:p>
@@ -215,6 +215,231 @@
         <w:rPr>
           <w:rtl w:val="0"/>
         </w:rPr>
+        <w:t xml:space="preserve">Constructor(codigoArea, prioridadUsuario, prioridadServicio, time_t horaSolicitado)</w:t>
+      </w:r>
+    </w:p>
+    <w:p>
+      <w:pPr>
+        <w:numPr>
+          <w:ilvl w:val="2"/>
+          <w:numId w:val="1"/>
+        </w:numPr>
+        <w:ind w:left="2160" w:hanging="360"/>
+        <w:rPr>
+          <w:u w:val="none"/>
+        </w:rPr>
+      </w:pPr>
+      <w:r>
+        <w:rPr>
+          <w:rtl w:val="0"/>
+        </w:rPr>
+        <w:t xml:space="preserve">Destructor</w:t>
+      </w:r>
+    </w:p>
+    <w:p>
+      <w:pPr>
+        <w:numPr>
+          <w:ilvl w:val="1"/>
+          <w:numId w:val="1"/>
+        </w:numPr>
+        <w:ind w:left="1440" w:hanging="360"/>
+        <w:rPr>
+          <w:u w:val="none"/>
+        </w:rPr>
+      </w:pPr>
+      <w:r>
+        <w:rPr>
+          <w:rtl w:val="0"/>
+        </w:rPr>
+        <w:t xml:space="preserve">Área:</w:t>
+      </w:r>
+    </w:p>
+    <w:p>
+      <w:pPr>
+        <w:numPr>
+          <w:ilvl w:val="2"/>
+          <w:numId w:val="1"/>
+        </w:numPr>
+        <w:ind w:left="2160" w:hanging="360"/>
+        <w:rPr>
+          <w:u w:val="none"/>
+        </w:rPr>
+      </w:pPr>
+      <w:r>
+        <w:rPr>
+          <w:rtl w:val="0"/>
+        </w:rPr>
+        <w:t xml:space="preserve">Variables</w:t>
+      </w:r>
+    </w:p>
+    <w:p>
+      <w:pPr>
+        <w:numPr>
+          <w:ilvl w:val="3"/>
+          <w:numId w:val="1"/>
+        </w:numPr>
+        <w:ind w:left="2880" w:hanging="360"/>
+        <w:rPr>
+          <w:u w:val="none"/>
+        </w:rPr>
+      </w:pPr>
+      <w:r>
+        <w:rPr>
+          <w:rtl w:val="0"/>
+        </w:rPr>
+        <w:t xml:space="preserve">string nombre</w:t>
+      </w:r>
+    </w:p>
+    <w:p>
+      <w:pPr>
+        <w:numPr>
+          <w:ilvl w:val="3"/>
+          <w:numId w:val="1"/>
+        </w:numPr>
+        <w:ind w:left="2880" w:hanging="360"/>
+        <w:rPr>
+          <w:u w:val="none"/>
+        </w:rPr>
+      </w:pPr>
+      <w:r>
+        <w:rPr>
+          <w:rtl w:val="0"/>
+        </w:rPr>
+        <w:t xml:space="preserve">int numVentanillas</w:t>
+      </w:r>
+    </w:p>
+    <w:p>
+      <w:pPr>
+        <w:numPr>
+          <w:ilvl w:val="3"/>
+          <w:numId w:val="1"/>
+        </w:numPr>
+        <w:ind w:left="2880" w:hanging="360"/>
+        <w:rPr>
+          <w:u w:val="none"/>
+        </w:rPr>
+      </w:pPr>
+      <w:r>
+        <w:rPr>
+          <w:rtl w:val="0"/>
+        </w:rPr>
+        <w:t xml:space="preserve">Ventanilla** ventanillas</w:t>
+      </w:r>
+    </w:p>
+    <w:p>
+      <w:pPr>
+        <w:numPr>
+          <w:ilvl w:val="3"/>
+          <w:numId w:val="1"/>
+        </w:numPr>
+        <w:ind w:left="2880" w:hanging="360"/>
+      </w:pPr>
+      <w:r>
+        <w:rPr>
+          <w:rtl w:val="0"/>
+        </w:rPr>
+        <w:t xml:space="preserve">string descripcion</w:t>
+      </w:r>
+    </w:p>
+    <w:p>
+      <w:pPr>
+        <w:numPr>
+          <w:ilvl w:val="3"/>
+          <w:numId w:val="1"/>
+        </w:numPr>
+        <w:ind w:left="2880" w:hanging="360"/>
+      </w:pPr>
+      <w:r>
+        <w:rPr>
+          <w:rtl w:val="0"/>
+        </w:rPr>
+        <w:t xml:space="preserve">string codigo</w:t>
+      </w:r>
+    </w:p>
+    <w:p>
+      <w:pPr>
+        <w:numPr>
+          <w:ilvl w:val="3"/>
+          <w:numId w:val="1"/>
+        </w:numPr>
+        <w:ind w:left="2880" w:hanging="360"/>
+        <w:rPr>
+          <w:u w:val="none"/>
+        </w:rPr>
+      </w:pPr>
+      <w:r>
+        <w:rPr>
+          <w:rtl w:val="0"/>
+        </w:rPr>
+        <w:t xml:space="preserve">HeapPriorityQueue tiquetes</w:t>
+      </w:r>
+    </w:p>
+    <w:p>
+      <w:pPr>
+        <w:numPr>
+          <w:ilvl w:val="3"/>
+          <w:numId w:val="1"/>
+        </w:numPr>
+        <w:ind w:left="2880" w:hanging="360"/>
+        <w:rPr>
+          <w:u w:val="none"/>
+        </w:rPr>
+      </w:pPr>
+      <w:r>
+        <w:rPr>
+          <w:rtl w:val="0"/>
+        </w:rPr>
+        <w:t xml:space="preserve">int totalTiquetes</w:t>
+      </w:r>
+    </w:p>
+    <w:p>
+      <w:pPr>
+        <w:numPr>
+          <w:ilvl w:val="3"/>
+          <w:numId w:val="1"/>
+        </w:numPr>
+        <w:ind w:left="2880" w:hanging="360"/>
+        <w:rPr>
+          <w:u w:val="none"/>
+        </w:rPr>
+      </w:pPr>
+      <w:r>
+        <w:rPr>
+          <w:rtl w:val="0"/>
+        </w:rPr>
+        <w:t xml:space="preserve">int totalTiquetesAtendidos</w:t>
+      </w:r>
+    </w:p>
+    <w:p>
+      <w:pPr>
+        <w:numPr>
+          <w:ilvl w:val="3"/>
+          <w:numId w:val="1"/>
+        </w:numPr>
+        <w:ind w:left="2880" w:hanging="360"/>
+        <w:rPr>
+          <w:u w:val="none"/>
+        </w:rPr>
+      </w:pPr>
+      <w:r>
+        <w:rPr>
+          <w:rtl w:val="0"/>
+        </w:rPr>
+        <w:t xml:space="preserve">double totalTiempoEspera</w:t>
+      </w:r>
+    </w:p>
+    <w:p>
+      <w:pPr>
+        <w:numPr>
+          <w:ilvl w:val="2"/>
+          <w:numId w:val="1"/>
+        </w:numPr>
+        <w:ind w:left="2160" w:hanging="360"/>
+      </w:pPr>
+      <w:r>
+        <w:rPr>
+          <w:rtl w:val="0"/>
+        </w:rPr>
         <w:t xml:space="preserve">Constructor</w:t>
       </w:r>
     </w:p>
@@ -225,9 +450,6 @@
           <w:numId w:val="1"/>
         </w:numPr>
         <w:ind w:left="2160" w:hanging="360"/>
-        <w:rPr>
-          <w:u w:val="none"/>
-        </w:rPr>
       </w:pPr>
       <w:r>
         <w:rPr>
@@ -251,7 +473,7 @@
         <w:rPr>
           <w:rtl w:val="0"/>
         </w:rPr>
-        <w:t xml:space="preserve">Área:</w:t>
+        <w:t xml:space="preserve">Ventanilla:</w:t>
       </w:r>
     </w:p>
     <w:p>
@@ -297,24 +519,264 @@
           <w:numId w:val="1"/>
         </w:numPr>
         <w:ind w:left="2880" w:hanging="360"/>
-        <w:rPr>
-          <w:u w:val="none"/>
-        </w:rPr>
-      </w:pPr>
-      <w:r>
-        <w:rPr>
-          <w:rtl w:val="0"/>
-        </w:rPr>
-        <w:t xml:space="preserve">int ventanillas</w:t>
-      </w:r>
-    </w:p>
-    <w:p>
-      <w:pPr>
-        <w:numPr>
-          <w:ilvl w:val="3"/>
-          <w:numId w:val="1"/>
-        </w:numPr>
-        <w:ind w:left="2880" w:hanging="360"/>
+      </w:pPr>
+      <w:r>
+        <w:rPr>
+          <w:rtl w:val="0"/>
+        </w:rPr>
+        <w:t xml:space="preserve">Tiquete tiqueteActual</w:t>
+      </w:r>
+    </w:p>
+    <w:p>
+      <w:pPr>
+        <w:numPr>
+          <w:ilvl w:val="3"/>
+          <w:numId w:val="1"/>
+        </w:numPr>
+        <w:ind w:left="2880" w:hanging="360"/>
+        <w:rPr>
+          <w:u w:val="none"/>
+        </w:rPr>
+      </w:pPr>
+      <w:r>
+        <w:rPr>
+          <w:rtl w:val="0"/>
+        </w:rPr>
+        <w:t xml:space="preserve">int totalAtendidos</w:t>
+      </w:r>
+    </w:p>
+    <w:p>
+      <w:pPr>
+        <w:numPr>
+          <w:ilvl w:val="2"/>
+          <w:numId w:val="1"/>
+        </w:numPr>
+        <w:ind w:left="2160" w:hanging="360"/>
+      </w:pPr>
+      <w:r>
+        <w:rPr>
+          <w:rtl w:val="0"/>
+        </w:rPr>
+        <w:t xml:space="preserve">Constructor</w:t>
+      </w:r>
+    </w:p>
+    <w:p>
+      <w:pPr>
+        <w:numPr>
+          <w:ilvl w:val="2"/>
+          <w:numId w:val="1"/>
+        </w:numPr>
+        <w:ind w:left="2160" w:hanging="360"/>
+      </w:pPr>
+      <w:r>
+        <w:rPr>
+          <w:rtl w:val="0"/>
+        </w:rPr>
+        <w:t xml:space="preserve">Destructor</w:t>
+      </w:r>
+    </w:p>
+    <w:p>
+      <w:pPr>
+        <w:numPr>
+          <w:ilvl w:val="1"/>
+          <w:numId w:val="1"/>
+        </w:numPr>
+        <w:ind w:left="1440" w:hanging="360"/>
+        <w:rPr>
+          <w:u w:val="none"/>
+        </w:rPr>
+      </w:pPr>
+      <w:r>
+        <w:rPr>
+          <w:rtl w:val="0"/>
+        </w:rPr>
+        <w:t xml:space="preserve">Servicios:</w:t>
+      </w:r>
+    </w:p>
+    <w:p>
+      <w:pPr>
+        <w:numPr>
+          <w:ilvl w:val="2"/>
+          <w:numId w:val="1"/>
+        </w:numPr>
+        <w:ind w:left="2160" w:hanging="360"/>
+        <w:rPr>
+          <w:u w:val="none"/>
+        </w:rPr>
+      </w:pPr>
+      <w:r>
+        <w:rPr>
+          <w:rtl w:val="0"/>
+        </w:rPr>
+        <w:t xml:space="preserve">Variables</w:t>
+      </w:r>
+    </w:p>
+    <w:p>
+      <w:pPr>
+        <w:numPr>
+          <w:ilvl w:val="3"/>
+          <w:numId w:val="1"/>
+        </w:numPr>
+        <w:ind w:left="2880" w:hanging="360"/>
+        <w:rPr>
+          <w:u w:val="none"/>
+        </w:rPr>
+      </w:pPr>
+      <w:r>
+        <w:rPr>
+          <w:rtl w:val="0"/>
+        </w:rPr>
+        <w:t xml:space="preserve">string area</w:t>
+      </w:r>
+    </w:p>
+    <w:p>
+      <w:pPr>
+        <w:numPr>
+          <w:ilvl w:val="3"/>
+          <w:numId w:val="1"/>
+        </w:numPr>
+        <w:ind w:left="2880" w:hanging="360"/>
+        <w:rPr>
+          <w:u w:val="none"/>
+        </w:rPr>
+      </w:pPr>
+      <w:r>
+        <w:rPr>
+          <w:rtl w:val="0"/>
+        </w:rPr>
+        <w:t xml:space="preserve">string nombre</w:t>
+      </w:r>
+    </w:p>
+    <w:p>
+      <w:pPr>
+        <w:numPr>
+          <w:ilvl w:val="3"/>
+          <w:numId w:val="1"/>
+        </w:numPr>
+        <w:ind w:left="2880" w:hanging="360"/>
+        <w:rPr>
+          <w:u w:val="none"/>
+        </w:rPr>
+      </w:pPr>
+      <w:r>
+        <w:rPr>
+          <w:rtl w:val="0"/>
+        </w:rPr>
+        <w:t xml:space="preserve">string descripcion </w:t>
+      </w:r>
+    </w:p>
+    <w:p>
+      <w:pPr>
+        <w:numPr>
+          <w:ilvl w:val="3"/>
+          <w:numId w:val="1"/>
+        </w:numPr>
+        <w:ind w:left="2880" w:hanging="360"/>
+        <w:rPr>
+          <w:u w:val="none"/>
+        </w:rPr>
+      </w:pPr>
+      <w:r>
+        <w:rPr>
+          <w:rtl w:val="0"/>
+        </w:rPr>
+        <w:t xml:space="preserve">int prioridad</w:t>
+      </w:r>
+    </w:p>
+    <w:p>
+      <w:pPr>
+        <w:numPr>
+          <w:ilvl w:val="3"/>
+          <w:numId w:val="1"/>
+        </w:numPr>
+        <w:ind w:left="2880" w:hanging="360"/>
+        <w:rPr>
+          <w:u w:val="none"/>
+        </w:rPr>
+      </w:pPr>
+      <w:r>
+        <w:rPr>
+          <w:rtl w:val="0"/>
+        </w:rPr>
+        <w:t xml:space="preserve">DlinkedList listaServicios</w:t>
+      </w:r>
+    </w:p>
+    <w:p>
+      <w:pPr>
+        <w:numPr>
+          <w:ilvl w:val="2"/>
+          <w:numId w:val="1"/>
+        </w:numPr>
+        <w:ind w:left="2160" w:hanging="360"/>
+      </w:pPr>
+      <w:r>
+        <w:rPr>
+          <w:rtl w:val="0"/>
+        </w:rPr>
+        <w:t xml:space="preserve">Constructor</w:t>
+      </w:r>
+    </w:p>
+    <w:p>
+      <w:pPr>
+        <w:numPr>
+          <w:ilvl w:val="2"/>
+          <w:numId w:val="1"/>
+        </w:numPr>
+        <w:ind w:left="2160" w:hanging="360"/>
+      </w:pPr>
+      <w:r>
+        <w:rPr>
+          <w:rtl w:val="0"/>
+        </w:rPr>
+        <w:t xml:space="preserve">Destructor</w:t>
+      </w:r>
+    </w:p>
+    <w:p>
+      <w:pPr>
+        <w:numPr>
+          <w:ilvl w:val="1"/>
+          <w:numId w:val="1"/>
+        </w:numPr>
+        <w:ind w:left="1440" w:hanging="360"/>
+        <w:rPr>
+          <w:u w:val="none"/>
+        </w:rPr>
+      </w:pPr>
+      <w:r>
+        <w:rPr>
+          <w:rtl w:val="0"/>
+        </w:rPr>
+        <w:t xml:space="preserve">Usuario:</w:t>
+      </w:r>
+    </w:p>
+    <w:p>
+      <w:pPr>
+        <w:numPr>
+          <w:ilvl w:val="2"/>
+          <w:numId w:val="1"/>
+        </w:numPr>
+        <w:ind w:left="2160" w:hanging="360"/>
+        <w:rPr>
+          <w:u w:val="none"/>
+        </w:rPr>
+      </w:pPr>
+      <w:r>
+        <w:rPr>
+          <w:rtl w:val="0"/>
+        </w:rPr>
+        <w:t xml:space="preserve">Variables</w:t>
+      </w:r>
+    </w:p>
+    <w:p>
+      <w:pPr>
+        <w:numPr>
+          <w:ilvl w:val="3"/>
+          <w:numId w:val="1"/>
+        </w:numPr>
+        <w:ind w:left="2880" w:hanging="360"/>
+        <w:rPr>
+          <w:u w:val="none"/>
+        </w:rPr>
       </w:pPr>
       <w:r>
         <w:rPr>
@@ -335,43 +797,7 @@
         <w:rPr>
           <w:rtl w:val="0"/>
         </w:rPr>
-        <w:t xml:space="preserve">string codigo</w:t>
-      </w:r>
-    </w:p>
-    <w:p>
-      <w:pPr>
-        <w:numPr>
-          <w:ilvl w:val="3"/>
-          <w:numId w:val="1"/>
-        </w:numPr>
-        <w:ind w:left="2880" w:hanging="360"/>
-        <w:rPr>
-          <w:u w:val="none"/>
-        </w:rPr>
-      </w:pPr>
-      <w:r>
-        <w:rPr>
-          <w:rtl w:val="0"/>
-        </w:rPr>
-        <w:t xml:space="preserve">priorityQueue tiquetes</w:t>
-      </w:r>
-    </w:p>
-    <w:p>
-      <w:pPr>
-        <w:numPr>
-          <w:ilvl w:val="3"/>
-          <w:numId w:val="1"/>
-        </w:numPr>
-        <w:ind w:left="2880" w:hanging="360"/>
-        <w:rPr>
-          <w:u w:val="none"/>
-        </w:rPr>
-      </w:pPr>
-      <w:r>
-        <w:rPr>
-          <w:rtl w:val="0"/>
-        </w:rPr>
-        <w:t xml:space="preserve">string tiqueteActual</w:t>
+        <w:t xml:space="preserve">int prioridad</w:t>
       </w:r>
     </w:p>
     <w:p>
@@ -419,73 +845,60 @@
         <w:rPr>
           <w:rtl w:val="0"/>
         </w:rPr>
-        <w:t xml:space="preserve">Ventanilla:</w:t>
-      </w:r>
-    </w:p>
-    <w:p>
-      <w:pPr>
-        <w:numPr>
-          <w:ilvl w:val="2"/>
-          <w:numId w:val="1"/>
-        </w:numPr>
-        <w:ind w:left="2160" w:hanging="360"/>
-        <w:rPr>
-          <w:u w:val="none"/>
-        </w:rPr>
-      </w:pPr>
-      <w:r>
-        <w:rPr>
-          <w:rtl w:val="0"/>
-        </w:rPr>
-        <w:t xml:space="preserve">Variables</w:t>
-      </w:r>
-    </w:p>
-    <w:p>
-      <w:pPr>
-        <w:numPr>
-          <w:ilvl w:val="3"/>
-          <w:numId w:val="1"/>
-        </w:numPr>
-        <w:ind w:left="2880" w:hanging="360"/>
-        <w:rPr>
-          <w:u w:val="none"/>
-        </w:rPr>
-      </w:pPr>
-      <w:r>
-        <w:rPr>
-          <w:rtl w:val="0"/>
-        </w:rPr>
-        <w:t xml:space="preserve">string nombre</w:t>
-      </w:r>
-    </w:p>
-    <w:p>
-      <w:pPr>
-        <w:numPr>
-          <w:ilvl w:val="2"/>
-          <w:numId w:val="1"/>
-        </w:numPr>
-        <w:ind w:left="2160" w:hanging="360"/>
-      </w:pPr>
-      <w:r>
-        <w:rPr>
-          <w:rtl w:val="0"/>
-        </w:rPr>
-        <w:t xml:space="preserve">Constructor</w:t>
-      </w:r>
-    </w:p>
-    <w:p>
-      <w:pPr>
-        <w:numPr>
-          <w:ilvl w:val="2"/>
-          <w:numId w:val="1"/>
-        </w:numPr>
-        <w:ind w:left="2160" w:hanging="360"/>
-      </w:pPr>
-      <w:r>
-        <w:rPr>
-          <w:rtl w:val="0"/>
-        </w:rPr>
-        <w:t xml:space="preserve">Destructor</w:t>
+        <w:t xml:space="preserve">Estadisticas:</w:t>
+      </w:r>
+    </w:p>
+    <w:p>
+      <w:pPr>
+        <w:numPr>
+          <w:ilvl w:val="2"/>
+          <w:numId w:val="1"/>
+        </w:numPr>
+        <w:ind w:left="2160" w:hanging="360"/>
+        <w:rPr>
+          <w:u w:val="none"/>
+        </w:rPr>
+      </w:pPr>
+      <w:r>
+        <w:rPr>
+          <w:rtl w:val="0"/>
+        </w:rPr>
+        <w:t xml:space="preserve">Variables:</w:t>
+      </w:r>
+    </w:p>
+    <w:p>
+      <w:pPr>
+        <w:numPr>
+          <w:ilvl w:val="3"/>
+          <w:numId w:val="1"/>
+        </w:numPr>
+        <w:ind w:left="2880" w:hanging="360"/>
+        <w:rPr>
+          <w:u w:val="none"/>
+        </w:rPr>
+      </w:pPr>
+      <w:r>
+        <w:rPr>
+          <w:rtl w:val="0"/>
+        </w:rPr>
+        <w:t xml:space="preserve">Podemos usar maps para acomodar las estadísticas</w:t>
+      </w:r>
+    </w:p>
+    <w:p>
+      <w:pPr>
+        <w:numPr>
+          <w:ilvl w:val="3"/>
+          <w:numId w:val="1"/>
+        </w:numPr>
+        <w:ind w:left="2880" w:hanging="360"/>
+        <w:rPr>
+          <w:u w:val="none"/>
+        </w:rPr>
+      </w:pPr>
+      <w:r>
+        <w:rPr>
+          <w:rtl w:val="0"/>
+        </w:rPr>
       </w:r>
     </w:p>
     <w:p>
@@ -503,145 +916,25 @@
         <w:rPr>
           <w:rtl w:val="0"/>
         </w:rPr>
-        <w:t xml:space="preserve">Servicios:</w:t>
-      </w:r>
-    </w:p>
-    <w:p>
-      <w:pPr>
-        <w:numPr>
-          <w:ilvl w:val="2"/>
-          <w:numId w:val="1"/>
-        </w:numPr>
-        <w:ind w:left="2160" w:hanging="360"/>
-        <w:rPr>
-          <w:u w:val="none"/>
-        </w:rPr>
-      </w:pPr>
-      <w:r>
-        <w:rPr>
-          <w:rtl w:val="0"/>
-        </w:rPr>
-        <w:t xml:space="preserve">Variables</w:t>
-      </w:r>
-    </w:p>
-    <w:p>
-      <w:pPr>
-        <w:numPr>
-          <w:ilvl w:val="3"/>
-          <w:numId w:val="1"/>
-        </w:numPr>
-        <w:ind w:left="2880" w:hanging="360"/>
-        <w:rPr>
-          <w:u w:val="none"/>
-        </w:rPr>
-      </w:pPr>
-      <w:r>
-        <w:rPr>
-          <w:rtl w:val="0"/>
-        </w:rPr>
-        <w:t xml:space="preserve">string area</w:t>
-      </w:r>
-    </w:p>
-    <w:p>
-      <w:pPr>
-        <w:numPr>
-          <w:ilvl w:val="3"/>
-          <w:numId w:val="1"/>
-        </w:numPr>
-        <w:ind w:left="2880" w:hanging="360"/>
-        <w:rPr>
-          <w:u w:val="none"/>
-        </w:rPr>
-      </w:pPr>
-      <w:r>
-        <w:rPr>
-          <w:rtl w:val="0"/>
-        </w:rPr>
-        <w:t xml:space="preserve">string nombre</w:t>
-      </w:r>
-    </w:p>
-    <w:p>
-      <w:pPr>
-        <w:numPr>
-          <w:ilvl w:val="3"/>
-          <w:numId w:val="1"/>
-        </w:numPr>
-        <w:ind w:left="2880" w:hanging="360"/>
-        <w:rPr>
-          <w:u w:val="none"/>
-        </w:rPr>
-      </w:pPr>
-      <w:r>
-        <w:rPr>
-          <w:rtl w:val="0"/>
-        </w:rPr>
-        <w:t xml:space="preserve">string descripcion </w:t>
-      </w:r>
-    </w:p>
-    <w:p>
-      <w:pPr>
-        <w:numPr>
-          <w:ilvl w:val="3"/>
-          <w:numId w:val="1"/>
-        </w:numPr>
-        <w:ind w:left="2880" w:hanging="360"/>
-        <w:rPr>
-          <w:u w:val="none"/>
-        </w:rPr>
-      </w:pPr>
-      <w:r>
-        <w:rPr>
-          <w:rtl w:val="0"/>
-        </w:rPr>
-        <w:t xml:space="preserve">int prioridad</w:t>
-      </w:r>
-    </w:p>
-    <w:p>
-      <w:pPr>
-        <w:numPr>
-          <w:ilvl w:val="3"/>
-          <w:numId w:val="1"/>
-        </w:numPr>
-        <w:ind w:left="2880" w:hanging="360"/>
-        <w:rPr>
-          <w:u w:val="none"/>
-        </w:rPr>
-      </w:pPr>
-      <w:r>
-        <w:rPr>
-          <w:rtl w:val="0"/>
-        </w:rPr>
-        <w:t xml:space="preserve">DlinkedList listaServicios</w:t>
-      </w:r>
-    </w:p>
-    <w:p>
-      <w:pPr>
-        <w:numPr>
-          <w:ilvl w:val="2"/>
-          <w:numId w:val="1"/>
-        </w:numPr>
-        <w:ind w:left="2160" w:hanging="360"/>
-      </w:pPr>
-      <w:r>
-        <w:rPr>
-          <w:rtl w:val="0"/>
-        </w:rPr>
-        <w:t xml:space="preserve">Constructor</w:t>
-      </w:r>
-    </w:p>
-    <w:p>
-      <w:pPr>
-        <w:numPr>
-          <w:ilvl w:val="2"/>
-          <w:numId w:val="1"/>
-        </w:numPr>
-        <w:ind w:left="2160" w:hanging="360"/>
-      </w:pPr>
-      <w:r>
-        <w:rPr>
-          <w:rtl w:val="0"/>
-        </w:rPr>
-        <w:t xml:space="preserve">Destructor</w:t>
+        <w:t xml:space="preserve">Pair:</w:t>
+      </w:r>
+    </w:p>
+    <w:p>
+      <w:pPr>
+        <w:numPr>
+          <w:ilvl w:val="2"/>
+          <w:numId w:val="1"/>
+        </w:numPr>
+        <w:ind w:left="2160" w:hanging="360"/>
+        <w:rPr>
+          <w:u w:val="none"/>
+        </w:rPr>
+      </w:pPr>
+      <w:r>
+        <w:rPr>
+          <w:rtl w:val="0"/>
+        </w:rPr>
+        <w:t xml:space="preserve">En estos es hacer la documentación</w:t>
       </w:r>
     </w:p>
     <w:p>
@@ -659,106 +952,7 @@
         <w:rPr>
           <w:rtl w:val="0"/>
         </w:rPr>
-        <w:t xml:space="preserve">Usuario:</w:t>
-      </w:r>
-    </w:p>
-    <w:p>
-      <w:pPr>
-        <w:numPr>
-          <w:ilvl w:val="2"/>
-          <w:numId w:val="1"/>
-        </w:numPr>
-        <w:ind w:left="2160" w:hanging="360"/>
-        <w:rPr>
-          <w:u w:val="none"/>
-        </w:rPr>
-      </w:pPr>
-      <w:r>
-        <w:rPr>
-          <w:rtl w:val="0"/>
-        </w:rPr>
-        <w:t xml:space="preserve">Variables</w:t>
-      </w:r>
-    </w:p>
-    <w:p>
-      <w:pPr>
-        <w:numPr>
-          <w:ilvl w:val="3"/>
-          <w:numId w:val="1"/>
-        </w:numPr>
-        <w:ind w:left="2880" w:hanging="360"/>
-        <w:rPr>
-          <w:u w:val="none"/>
-        </w:rPr>
-      </w:pPr>
-      <w:r>
-        <w:rPr>
-          <w:rtl w:val="0"/>
-        </w:rPr>
-        <w:t xml:space="preserve">string descripcion</w:t>
-      </w:r>
-    </w:p>
-    <w:p>
-      <w:pPr>
-        <w:numPr>
-          <w:ilvl w:val="3"/>
-          <w:numId w:val="1"/>
-        </w:numPr>
-        <w:ind w:left="2880" w:hanging="360"/>
-      </w:pPr>
-      <w:r>
-        <w:rPr>
-          <w:rtl w:val="0"/>
-        </w:rPr>
-        <w:t xml:space="preserve">int prioridad</w:t>
-      </w:r>
-    </w:p>
-    <w:p>
-      <w:pPr>
-        <w:numPr>
-          <w:ilvl w:val="3"/>
-          <w:numId w:val="1"/>
-        </w:numPr>
-        <w:ind w:left="2880" w:hanging="360"/>
-        <w:rPr>
-          <w:u w:val="none"/>
-        </w:rPr>
-      </w:pPr>
-      <w:r>
-        <w:rPr>
-          <w:rtl w:val="0"/>
-        </w:rPr>
-        <w:t xml:space="preserve">priorityQueue lista usuarios</w:t>
-      </w:r>
-    </w:p>
-    <w:p>
-      <w:pPr>
-        <w:numPr>
-          <w:ilvl w:val="2"/>
-          <w:numId w:val="1"/>
-        </w:numPr>
-        <w:ind w:left="2160" w:hanging="360"/>
-      </w:pPr>
-      <w:r>
-        <w:rPr>
-          <w:rtl w:val="0"/>
-        </w:rPr>
-        <w:t xml:space="preserve">Constructor</w:t>
-      </w:r>
-    </w:p>
-    <w:p>
-      <w:pPr>
-        <w:numPr>
-          <w:ilvl w:val="2"/>
-          <w:numId w:val="1"/>
-        </w:numPr>
-        <w:ind w:left="2160" w:hanging="360"/>
-      </w:pPr>
-      <w:r>
-        <w:rPr>
-          <w:rtl w:val="0"/>
-        </w:rPr>
-        <w:t xml:space="preserve">Destructor</w:t>
+        <w:t xml:space="preserve">MinHeap:</w:t>
       </w:r>
     </w:p>
     <w:p>
@@ -776,25 +970,7 @@
         <w:rPr>
           <w:rtl w:val="0"/>
         </w:rPr>
-        <w:t xml:space="preserve">Pair:</w:t>
-      </w:r>
-    </w:p>
-    <w:p>
-      <w:pPr>
-        <w:numPr>
-          <w:ilvl w:val="2"/>
-          <w:numId w:val="1"/>
-        </w:numPr>
-        <w:ind w:left="2160" w:hanging="360"/>
-        <w:rPr>
-          <w:u w:val="none"/>
-        </w:rPr>
-      </w:pPr>
-      <w:r>
-        <w:rPr>
-          <w:rtl w:val="0"/>
-        </w:rPr>
-        <w:t xml:space="preserve">En estos es hacer la documentación</w:t>
+        <w:t xml:space="preserve">HeapPriorityQueue:</w:t>
       </w:r>
     </w:p>
     <w:p>
@@ -812,7 +988,25 @@
         <w:rPr>
           <w:rtl w:val="0"/>
         </w:rPr>
-        <w:t xml:space="preserve">MinHeap:</w:t>
+        <w:t xml:space="preserve">PriorityQueue</w:t>
+      </w:r>
+    </w:p>
+    <w:p>
+      <w:pPr>
+        <w:numPr>
+          <w:ilvl w:val="0"/>
+          <w:numId w:val="1"/>
+        </w:numPr>
+        <w:ind w:left="720" w:hanging="360"/>
+        <w:rPr>
+          <w:u w:val="none"/>
+        </w:rPr>
+      </w:pPr>
+      <w:r>
+        <w:rPr>
+          <w:rtl w:val="0"/>
+        </w:rPr>
+        <w:t xml:space="preserve">Programa Principal:</w:t>
       </w:r>
     </w:p>
     <w:p>
@@ -830,7 +1024,61 @@
         <w:rPr>
           <w:rtl w:val="0"/>
         </w:rPr>
-        <w:t xml:space="preserve">HeapPriorityQueue:</w:t>
+        <w:t xml:space="preserve">Variables:</w:t>
+      </w:r>
+    </w:p>
+    <w:p>
+      <w:pPr>
+        <w:numPr>
+          <w:ilvl w:val="2"/>
+          <w:numId w:val="1"/>
+        </w:numPr>
+        <w:ind w:left="2160" w:hanging="360"/>
+        <w:rPr>
+          <w:u w:val="none"/>
+        </w:rPr>
+      </w:pPr>
+      <w:r>
+        <w:rPr>
+          <w:rtl w:val="0"/>
+        </w:rPr>
+        <w:t xml:space="preserve">Un max de algunas clases (areas, servicios y usuarios)</w:t>
+      </w:r>
+    </w:p>
+    <w:p>
+      <w:pPr>
+        <w:numPr>
+          <w:ilvl w:val="2"/>
+          <w:numId w:val="1"/>
+        </w:numPr>
+        <w:ind w:left="2160" w:hanging="360"/>
+        <w:rPr>
+          <w:u w:val="none"/>
+        </w:rPr>
+      </w:pPr>
+      <w:r>
+        <w:rPr>
+          <w:rtl w:val="0"/>
+        </w:rPr>
+        <w:t xml:space="preserve">Arreglo a punteros de las clases anteriores</w:t>
+      </w:r>
+    </w:p>
+    <w:p>
+      <w:pPr>
+        <w:numPr>
+          <w:ilvl w:val="2"/>
+          <w:numId w:val="1"/>
+        </w:numPr>
+        <w:ind w:left="2160" w:hanging="360"/>
+        <w:rPr>
+          <w:u w:val="none"/>
+        </w:rPr>
+      </w:pPr>
+      <w:r>
+        <w:rPr>
+          <w:rtl w:val="0"/>
+        </w:rPr>
+        <w:t xml:space="preserve">Contador de cada clase anterior</w:t>
       </w:r>
     </w:p>
     <w:p>
@@ -848,25 +1096,377 @@
         <w:rPr>
           <w:rtl w:val="0"/>
         </w:rPr>
-        <w:t xml:space="preserve">PriorityQueue</w:t>
-      </w:r>
-    </w:p>
-    <w:p>
-      <w:pPr>
-        <w:numPr>
-          <w:ilvl w:val="0"/>
-          <w:numId w:val="1"/>
-        </w:numPr>
-        <w:ind w:left="720" w:hanging="360"/>
-        <w:rPr>
-          <w:u w:val="none"/>
-        </w:rPr>
-      </w:pPr>
-      <w:r>
-        <w:rPr>
-          <w:rtl w:val="0"/>
-        </w:rPr>
-        <w:t xml:space="preserve">Programa Principal:</w:t>
+        <w:t xml:space="preserve">leer_String (const string&amp; mensaje) </w:t>
+      </w:r>
+    </w:p>
+    <w:p>
+      <w:pPr>
+        <w:numPr>
+          <w:ilvl w:val="1"/>
+          <w:numId w:val="1"/>
+        </w:numPr>
+        <w:ind w:left="1440" w:hanging="360"/>
+        <w:rPr>
+          <w:u w:val="none"/>
+        </w:rPr>
+      </w:pPr>
+      <w:r>
+        <w:rPr>
+          <w:rtl w:val="0"/>
+        </w:rPr>
+        <w:t xml:space="preserve">menu() //Probablemente más de uno</w:t>
+      </w:r>
+    </w:p>
+    <w:p>
+      <w:pPr>
+        <w:numPr>
+          <w:ilvl w:val="2"/>
+          <w:numId w:val="1"/>
+        </w:numPr>
+        <w:ind w:left="2160" w:hanging="360"/>
+        <w:rPr>
+          <w:u w:val="none"/>
+        </w:rPr>
+      </w:pPr>
+      <w:r>
+        <w:rPr>
+          <w:rtl w:val="0"/>
+        </w:rPr>
+        <w:t xml:space="preserve">Estado de colas, //Usar friend ostream&amp; operator&lt;&lt;(ostream&amp; os, const area&amp; a)</w:t>
+      </w:r>
+    </w:p>
+    <w:p>
+      <w:pPr>
+        <w:numPr>
+          <w:ilvl w:val="2"/>
+          <w:numId w:val="1"/>
+        </w:numPr>
+        <w:ind w:left="2160" w:hanging="360"/>
+        <w:rPr>
+          <w:u w:val="none"/>
+        </w:rPr>
+      </w:pPr>
+      <w:r>
+        <w:rPr>
+          <w:rtl w:val="0"/>
+        </w:rPr>
+        <w:t xml:space="preserve">Mostrar opciones de acciones</w:t>
+      </w:r>
+    </w:p>
+    <w:p>
+      <w:pPr>
+        <w:numPr>
+          <w:ilvl w:val="3"/>
+          <w:numId w:val="1"/>
+        </w:numPr>
+        <w:ind w:left="2880" w:hanging="360"/>
+        <w:rPr>
+          <w:u w:val="none"/>
+        </w:rPr>
+      </w:pPr>
+      <w:r>
+        <w:rPr>
+          <w:rtl w:val="0"/>
+        </w:rPr>
+        <w:t xml:space="preserve">Tiquete (Agregar {Ir a solicitarTiquete} o Regresar)</w:t>
+      </w:r>
+    </w:p>
+    <w:p>
+      <w:pPr>
+        <w:numPr>
+          <w:ilvl w:val="3"/>
+          <w:numId w:val="1"/>
+        </w:numPr>
+        <w:ind w:left="2880" w:hanging="360"/>
+        <w:rPr>
+          <w:u w:val="none"/>
+        </w:rPr>
+      </w:pPr>
+      <w:r>
+        <w:rPr>
+          <w:rtl w:val="0"/>
+        </w:rPr>
+        <w:t xml:space="preserve">Atender {Ir a atenderTiquete}</w:t>
+      </w:r>
+    </w:p>
+    <w:p>
+      <w:pPr>
+        <w:numPr>
+          <w:ilvl w:val="3"/>
+          <w:numId w:val="1"/>
+        </w:numPr>
+        <w:ind w:left="2880" w:hanging="360"/>
+        <w:rPr>
+          <w:u w:val="none"/>
+        </w:rPr>
+      </w:pPr>
+      <w:r>
+        <w:rPr>
+          <w:rtl w:val="0"/>
+        </w:rPr>
+        <w:t xml:space="preserve">Administración</w:t>
+      </w:r>
+    </w:p>
+    <w:p>
+      <w:pPr>
+        <w:numPr>
+          <w:ilvl w:val="4"/>
+          <w:numId w:val="1"/>
+        </w:numPr>
+        <w:ind w:left="3600" w:hanging="360"/>
+        <w:rPr>
+          <w:u w:val="none"/>
+        </w:rPr>
+      </w:pPr>
+      <w:r>
+        <w:rPr>
+          <w:rtl w:val="0"/>
+        </w:rPr>
+        <w:t xml:space="preserve">Tipo usuario (Agregar, Eliminar o Regresar)</w:t>
+      </w:r>
+    </w:p>
+    <w:p>
+      <w:pPr>
+        <w:numPr>
+          <w:ilvl w:val="4"/>
+          <w:numId w:val="1"/>
+        </w:numPr>
+        <w:ind w:left="3600" w:hanging="360"/>
+        <w:rPr>
+          <w:u w:val="none"/>
+        </w:rPr>
+      </w:pPr>
+      <w:r>
+        <w:rPr>
+          <w:rtl w:val="0"/>
+        </w:rPr>
+        <w:t xml:space="preserve">Áreas (Agregar, Modificar Ventanillas, Eliminar o Regresar)</w:t>
+      </w:r>
+    </w:p>
+    <w:p>
+      <w:pPr>
+        <w:numPr>
+          <w:ilvl w:val="4"/>
+          <w:numId w:val="1"/>
+        </w:numPr>
+        <w:ind w:left="3600" w:hanging="360"/>
+        <w:rPr>
+          <w:u w:val="none"/>
+        </w:rPr>
+      </w:pPr>
+      <w:r>
+        <w:rPr>
+          <w:rtl w:val="0"/>
+        </w:rPr>
+        <w:t xml:space="preserve">Servicios (Agregar, Eliminar, Reorganizar o Regresar)</w:t>
+      </w:r>
+    </w:p>
+    <w:p>
+      <w:pPr>
+        <w:numPr>
+          <w:ilvl w:val="4"/>
+          <w:numId w:val="1"/>
+        </w:numPr>
+        <w:ind w:left="3600" w:hanging="360"/>
+        <w:rPr>
+          <w:u w:val="none"/>
+        </w:rPr>
+      </w:pPr>
+      <w:r>
+        <w:rPr>
+          <w:rtl w:val="0"/>
+        </w:rPr>
+        <w:t xml:space="preserve">Limpiar colas y estadísticas</w:t>
+      </w:r>
+    </w:p>
+    <w:p>
+      <w:pPr>
+        <w:numPr>
+          <w:ilvl w:val="4"/>
+          <w:numId w:val="1"/>
+        </w:numPr>
+        <w:ind w:left="3600" w:hanging="360"/>
+        <w:rPr>
+          <w:u w:val="none"/>
+        </w:rPr>
+      </w:pPr>
+      <w:r>
+        <w:rPr>
+          <w:rtl w:val="0"/>
+        </w:rPr>
+        <w:t xml:space="preserve">Regresar</w:t>
+      </w:r>
+    </w:p>
+    <w:p>
+      <w:pPr>
+        <w:numPr>
+          <w:ilvl w:val="3"/>
+          <w:numId w:val="1"/>
+        </w:numPr>
+        <w:ind w:left="2880" w:hanging="360"/>
+        <w:rPr>
+          <w:u w:val="none"/>
+        </w:rPr>
+      </w:pPr>
+      <w:r>
+        <w:rPr>
+          <w:rtl w:val="0"/>
+        </w:rPr>
+        <w:t xml:space="preserve">Estadísticas</w:t>
+      </w:r>
+    </w:p>
+    <w:p>
+      <w:pPr>
+        <w:numPr>
+          <w:ilvl w:val="3"/>
+          <w:numId w:val="1"/>
+        </w:numPr>
+        <w:ind w:left="2880" w:hanging="360"/>
+        <w:rPr>
+          <w:u w:val="none"/>
+        </w:rPr>
+      </w:pPr>
+      <w:r>
+        <w:rPr>
+          <w:rtl w:val="0"/>
+        </w:rPr>
+        <w:t xml:space="preserve">Salir</w:t>
+      </w:r>
+    </w:p>
+    <w:p>
+      <w:pPr>
+        <w:numPr>
+          <w:ilvl w:val="1"/>
+          <w:numId w:val="1"/>
+        </w:numPr>
+        <w:ind w:left="1440" w:hanging="360"/>
+        <w:rPr>
+          <w:u w:val="none"/>
+        </w:rPr>
+      </w:pPr>
+      <w:r>
+        <w:rPr>
+          <w:rtl w:val="0"/>
+        </w:rPr>
+        <w:t xml:space="preserve">solicitaTiquete(usuario, servicio)</w:t>
+      </w:r>
+    </w:p>
+    <w:p>
+      <w:pPr>
+        <w:numPr>
+          <w:ilvl w:val="1"/>
+          <w:numId w:val="1"/>
+        </w:numPr>
+        <w:ind w:left="1440" w:hanging="360"/>
+        <w:rPr>
+          <w:u w:val="none"/>
+        </w:rPr>
+      </w:pPr>
+      <w:r>
+        <w:rPr>
+          <w:rtl w:val="0"/>
+        </w:rPr>
+        <w:t xml:space="preserve">atenderTiquete(ventanilla)</w:t>
+      </w:r>
+    </w:p>
+    <w:p>
+      <w:pPr>
+        <w:numPr>
+          <w:ilvl w:val="1"/>
+          <w:numId w:val="1"/>
+        </w:numPr>
+        <w:ind w:left="1440" w:hanging="360"/>
+        <w:rPr>
+          <w:u w:val="none"/>
+        </w:rPr>
+      </w:pPr>
+      <w:r>
+        <w:rPr>
+          <w:rtl w:val="0"/>
+        </w:rPr>
+        <w:t xml:space="preserve">agregarUsuario()</w:t>
+      </w:r>
+    </w:p>
+    <w:p>
+      <w:pPr>
+        <w:numPr>
+          <w:ilvl w:val="1"/>
+          <w:numId w:val="1"/>
+        </w:numPr>
+        <w:ind w:left="1440" w:hanging="360"/>
+        <w:rPr>
+          <w:u w:val="none"/>
+        </w:rPr>
+      </w:pPr>
+      <w:r>
+        <w:rPr>
+          <w:rtl w:val="0"/>
+        </w:rPr>
+        <w:t xml:space="preserve">administrarSistema()</w:t>
+      </w:r>
+    </w:p>
+    <w:p>
+      <w:pPr>
+        <w:numPr>
+          <w:ilvl w:val="1"/>
+          <w:numId w:val="1"/>
+        </w:numPr>
+        <w:ind w:left="1440" w:hanging="360"/>
+        <w:rPr>
+          <w:u w:val="none"/>
+        </w:rPr>
+      </w:pPr>
+      <w:r>
+        <w:rPr>
+          <w:rtl w:val="0"/>
+        </w:rPr>
+        <w:t xml:space="preserve">menuSistema()</w:t>
+      </w:r>
+    </w:p>
+    <w:p>
+      <w:pPr>
+        <w:numPr>
+          <w:ilvl w:val="1"/>
+          <w:numId w:val="1"/>
+        </w:numPr>
+        <w:ind w:left="1440" w:hanging="360"/>
+        <w:rPr>
+          <w:u w:val="none"/>
+        </w:rPr>
+      </w:pPr>
+      <w:r>
+        <w:rPr>
+          <w:rtl w:val="0"/>
+        </w:rPr>
+        <w:t xml:space="preserve">consultarEstadisticas()</w:t>
+      </w:r>
+    </w:p>
+    <w:p>
+      <w:pPr>
+        <w:numPr>
+          <w:ilvl w:val="1"/>
+          <w:numId w:val="1"/>
+        </w:numPr>
+        <w:ind w:left="1440" w:hanging="360"/>
+        <w:rPr>
+          <w:u w:val="none"/>
+        </w:rPr>
+      </w:pPr>
+      <w:r>
+        <w:rPr>
+          <w:rtl w:val="0"/>
+        </w:rPr>
+        <w:t xml:space="preserve">menuEstadisticas()</w:t>
+      </w:r>
+    </w:p>
+    <w:p>
+      <w:pPr>
+        <w:rPr/>
+      </w:pPr>
+      <w:r>
+        <w:rPr>
+          <w:rtl w:val="0"/>
+        </w:rPr>
       </w:r>
     </w:p>
     <w:sectPr>

--- a/Planeamiento y Documentación de Proyecto.docx
+++ b/Planeamiento y Documentación de Proyecto.docx
@@ -881,24 +881,184 @@
         <w:rPr>
           <w:rtl w:val="0"/>
         </w:rPr>
-        <w:t xml:space="preserve">Podemos usar maps para acomodar las estadísticas</w:t>
-      </w:r>
-    </w:p>
-    <w:p>
-      <w:pPr>
-        <w:numPr>
-          <w:ilvl w:val="3"/>
-          <w:numId w:val="1"/>
-        </w:numPr>
-        <w:ind w:left="2880" w:hanging="360"/>
-        <w:rPr>
-          <w:u w:val="none"/>
-        </w:rPr>
-      </w:pPr>
-      <w:r>
-        <w:rPr>
-          <w:rtl w:val="0"/>
-        </w:rPr>
+        <w:t xml:space="preserve">Podemos usar List para acomodar las estadísticas. Diría que usemos Array para que sea más rápido recorrerla y no se van a crear demasiadas cosas. No podemos usar maps, porque a diferencia de POO, no hemos abarcado ese tema en ED</w:t>
+      </w:r>
+    </w:p>
+    <w:p>
+      <w:pPr>
+        <w:numPr>
+          <w:ilvl w:val="3"/>
+          <w:numId w:val="1"/>
+        </w:numPr>
+        <w:ind w:left="2880" w:hanging="360"/>
+        <w:rPr>
+          <w:u w:val="none"/>
+        </w:rPr>
+      </w:pPr>
+      <w:r>
+        <w:rPr>
+          <w:rtl w:val="0"/>
+        </w:rPr>
+        <w:t xml:space="preserve">Será un ArrayList de Pairs que serán un string y un int</w:t>
+      </w:r>
+    </w:p>
+    <w:p>
+      <w:pPr>
+        <w:numPr>
+          <w:ilvl w:val="2"/>
+          <w:numId w:val="1"/>
+        </w:numPr>
+        <w:ind w:left="2160" w:hanging="360"/>
+        <w:rPr>
+          <w:u w:val="none"/>
+        </w:rPr>
+      </w:pPr>
+      <w:r>
+        <w:rPr>
+          <w:rtl w:val="0"/>
+        </w:rPr>
+        <w:t xml:space="preserve">Constructor</w:t>
+      </w:r>
+    </w:p>
+    <w:p>
+      <w:pPr>
+        <w:numPr>
+          <w:ilvl w:val="2"/>
+          <w:numId w:val="1"/>
+        </w:numPr>
+        <w:ind w:left="2160" w:hanging="360"/>
+        <w:rPr>
+          <w:u w:val="none"/>
+        </w:rPr>
+      </w:pPr>
+      <w:r>
+        <w:rPr>
+          <w:rtl w:val="0"/>
+        </w:rPr>
+        <w:t xml:space="preserve">Destructor</w:t>
+      </w:r>
+    </w:p>
+    <w:p>
+      <w:pPr>
+        <w:numPr>
+          <w:ilvl w:val="2"/>
+          <w:numId w:val="1"/>
+        </w:numPr>
+        <w:ind w:left="2160" w:hanging="360"/>
+      </w:pPr>
+      <w:r>
+        <w:rPr>
+          <w:rtl w:val="0"/>
+        </w:rPr>
+        <w:t xml:space="preserve">Función para incrementar un valor (priv)</w:t>
+      </w:r>
+    </w:p>
+    <w:p>
+      <w:pPr>
+        <w:numPr>
+          <w:ilvl w:val="2"/>
+          <w:numId w:val="1"/>
+        </w:numPr>
+        <w:ind w:left="2160" w:hanging="360"/>
+        <w:rPr>
+          <w:u w:val="none"/>
+        </w:rPr>
+      </w:pPr>
+      <w:r>
+        <w:rPr>
+          <w:rtl w:val="0"/>
+        </w:rPr>
+        <w:t xml:space="preserve">Función para encontrar un valor (priv)</w:t>
+      </w:r>
+    </w:p>
+    <w:p>
+      <w:pPr>
+        <w:numPr>
+          <w:ilvl w:val="2"/>
+          <w:numId w:val="1"/>
+        </w:numPr>
+        <w:ind w:left="2160" w:hanging="360"/>
+        <w:rPr>
+          <w:u w:val="none"/>
+        </w:rPr>
+      </w:pPr>
+      <w:r>
+        <w:rPr>
+          <w:rtl w:val="0"/>
+        </w:rPr>
+        <w:t xml:space="preserve">Función para encontrar la pos de un valor (priv)</w:t>
+      </w:r>
+    </w:p>
+    <w:p>
+      <w:pPr>
+        <w:numPr>
+          <w:ilvl w:val="2"/>
+          <w:numId w:val="1"/>
+        </w:numPr>
+        <w:ind w:left="2160" w:hanging="360"/>
+        <w:rPr>
+          <w:u w:val="none"/>
+        </w:rPr>
+      </w:pPr>
+      <w:r>
+        <w:rPr>
+          <w:rtl w:val="0"/>
+        </w:rPr>
+        <w:t xml:space="preserve">Función llamada para aumentar el valor en una de las listas (1 por cada clase) (Llama a la clase que incrementa un valor)</w:t>
+      </w:r>
+    </w:p>
+    <w:p>
+      <w:pPr>
+        <w:numPr>
+          <w:ilvl w:val="2"/>
+          <w:numId w:val="1"/>
+        </w:numPr>
+        <w:ind w:left="2160" w:hanging="360"/>
+        <w:rPr>
+          <w:u w:val="none"/>
+        </w:rPr>
+      </w:pPr>
+      <w:r>
+        <w:rPr>
+          <w:rtl w:val="0"/>
+        </w:rPr>
+        <w:t xml:space="preserve">getters</w:t>
+      </w:r>
+    </w:p>
+    <w:p>
+      <w:pPr>
+        <w:numPr>
+          <w:ilvl w:val="2"/>
+          <w:numId w:val="1"/>
+        </w:numPr>
+        <w:ind w:left="2160" w:hanging="360"/>
+        <w:rPr>
+          <w:u w:val="none"/>
+        </w:rPr>
+      </w:pPr>
+      <w:r>
+        <w:rPr>
+          <w:rtl w:val="0"/>
+        </w:rPr>
+        <w:t xml:space="preserve">clear</w:t>
+      </w:r>
+    </w:p>
+    <w:p>
+      <w:pPr>
+        <w:numPr>
+          <w:ilvl w:val="2"/>
+          <w:numId w:val="1"/>
+        </w:numPr>
+        <w:ind w:left="2160" w:hanging="360"/>
+        <w:rPr>
+          <w:u w:val="none"/>
+        </w:rPr>
+      </w:pPr>
+      <w:r>
+        <w:rPr>
+          <w:rtl w:val="0"/>
+        </w:rPr>
+        <w:t xml:space="preserve">print</w:t>
       </w:r>
     </w:p>
     <w:p>
